--- a/Информационные технологии_переделанные.docx
+++ b/Информационные технологии_переделанные.docx
@@ -22,22 +22,22 @@
     </w:p>
     <w:p>
       <w:r>
-        <w:t>2) 12111122</w:t>
-      </w:r>
-    </w:p>
-    <w:p>
-      <w:r>
-        <w:t>3) 21122221</w:t>
-      </w:r>
-    </w:p>
-    <w:p>
-      <w:r>
-        <w:t>4) 21222112</w:t>
-      </w:r>
-    </w:p>
-    <w:p>
-      <w:r>
-        <w:t>5) 12211221.</w:t>
+        <w:t>1) 12111122;</w:t>
+      </w:r>
+    </w:p>
+    <w:p>
+      <w:r>
+        <w:t>2) 21122221;</w:t>
+      </w:r>
+    </w:p>
+    <w:p>
+      <w:r>
+        <w:t>3) 21222112;</w:t>
+      </w:r>
+    </w:p>
+    <w:p>
+      <w:r>
+        <w:t>4) 12211221.</w:t>
       </w:r>
     </w:p>
     <w:p>
@@ -77,22 +77,22 @@
     </w:p>
     <w:p>
       <w:r>
-        <w:t>2) r*.mp*;</w:t>
-      </w:r>
-    </w:p>
-    <w:p>
-      <w:r>
-        <w:t>3) rain.*;</w:t>
-      </w:r>
-    </w:p>
-    <w:p>
-      <w:r>
-        <w:t>4) *ain.mp5;</w:t>
-      </w:r>
-    </w:p>
-    <w:p>
-      <w:r>
-        <w:t>5) *rain*.</w:t>
+        <w:t>1) r*.mp*;</w:t>
+      </w:r>
+    </w:p>
+    <w:p>
+      <w:r>
+        <w:t>2) rain.*;</w:t>
+      </w:r>
+    </w:p>
+    <w:p>
+      <w:r>
+        <w:t>3) *ain.mp5;</w:t>
+      </w:r>
+    </w:p>
+    <w:p>
+      <w:r>
+        <w:t>4) *rain*.</w:t>
       </w:r>
     </w:p>
     <w:p>
@@ -172,7 +172,7 @@
     </w:p>
     <w:p>
       <w:r>
-        <w:t>На числовой прямой даны три отрезка: P = [26, 41], Q = [6, 21] и R = [31, 36]. Выберите такой отрезок A, что формула</w:t>
+        <w:t>На числовой прямой даны три отрезка: P = [26, 41], Q = [6, 21] и R = [31, 36]. Выберите такой отрезок A, при котором формула</w:t>
       </w:r>
     </w:p>
     <w:p>
@@ -182,7 +182,27 @@
     </w:p>
     <w:p>
       <w:r>
-        <w:t>тождественно ложна. Варианты: 2) [36, 41]; 3) [1, 21]; 4) [1, 31]; 5) [21, 26].</w:t>
+        <w:t>тождественно ложна:</w:t>
+      </w:r>
+    </w:p>
+    <w:p>
+      <w:r>
+        <w:t>1) [36, 41];</w:t>
+      </w:r>
+    </w:p>
+    <w:p>
+      <w:r>
+        <w:t>2) [1, 21];</w:t>
+      </w:r>
+    </w:p>
+    <w:p>
+      <w:r>
+        <w:t>3) [1, 31];</w:t>
+      </w:r>
+    </w:p>
+    <w:p>
+      <w:r>
+        <w:t>4) [21, 26].</w:t>
       </w:r>
     </w:p>
     <w:p>
@@ -197,12 +217,12 @@
     </w:p>
     <w:p>
       <w:r>
-        <w:t>2) прибавь 2;</w:t>
-      </w:r>
-    </w:p>
-    <w:p>
-      <w:r>
-        <w:t>3) увеличь число десятков на 2 (например, 34 → 44).</w:t>
+        <w:t>1) прибавь 2;</w:t>
+      </w:r>
+    </w:p>
+    <w:p>
+      <w:r>
+        <w:t>2) увеличь число десятков на 2 (например, 34 → 44).</w:t>
       </w:r>
     </w:p>
     <w:p>
@@ -250,22 +270,22 @@
     </w:p>
     <w:p>
       <w:r>
-        <w:t>2) 12111211</w:t>
-      </w:r>
-    </w:p>
-    <w:p>
-      <w:r>
-        <w:t>3) 12112222</w:t>
-      </w:r>
-    </w:p>
-    <w:p>
-      <w:r>
-        <w:t>4) 22111121</w:t>
-      </w:r>
-    </w:p>
-    <w:p>
-      <w:r>
-        <w:t>5) 22212211.</w:t>
+        <w:t>1) 12111211;</w:t>
+      </w:r>
+    </w:p>
+    <w:p>
+      <w:r>
+        <w:t>2) 12112222;</w:t>
+      </w:r>
+    </w:p>
+    <w:p>
+      <w:r>
+        <w:t>3) 22111121;</w:t>
+      </w:r>
+    </w:p>
+    <w:p>
+      <w:r>
+        <w:t>4) 22212211.</w:t>
       </w:r>
     </w:p>
     <w:p>
@@ -307,22 +327,22 @@
     </w:p>
     <w:p>
       <w:r>
-        <w:t>2) a2.*;</w:t>
-      </w:r>
-    </w:p>
-    <w:p>
-      <w:r>
-        <w:t>3) a?.*;</w:t>
-      </w:r>
-    </w:p>
-    <w:p>
-      <w:r>
-        <w:t>4) *2.*;</w:t>
-      </w:r>
-    </w:p>
-    <w:p>
-      <w:r>
-        <w:t>5) a*.x.</w:t>
+        <w:t>1) a2.*;</w:t>
+      </w:r>
+    </w:p>
+    <w:p>
+      <w:r>
+        <w:t>2) a?.*;</w:t>
+      </w:r>
+    </w:p>
+    <w:p>
+      <w:r>
+        <w:t>3) *2.*;</w:t>
+      </w:r>
+    </w:p>
+    <w:p>
+      <w:r>
+        <w:t>4) a*.x.</w:t>
       </w:r>
     </w:p>
     <w:p>
@@ -402,7 +422,7 @@
     </w:p>
     <w:p>
       <w:r>
-        <w:t>На числовой прямой даны три отрезка: P = [26, 41], Q = [6, 21] и R = [31, 36]. Выберите такой отрезок A, что формула</w:t>
+        <w:t>На числовой прямой даны три отрезка: P = [26, 41], Q = [6, 21] и R = [31, 36]. Выберите такой отрезок A, при котором формула</w:t>
       </w:r>
     </w:p>
     <w:p>
@@ -412,7 +432,27 @@
     </w:p>
     <w:p>
       <w:r>
-        <w:t>тождественно ложна. Варианты: 2) [1, 21]; 3) [21, 26]; 4) [36, 41]; 5) [1, 31].</w:t>
+        <w:t>тождественно ложна:</w:t>
+      </w:r>
+    </w:p>
+    <w:p>
+      <w:r>
+        <w:t>1) [1, 21];</w:t>
+      </w:r>
+    </w:p>
+    <w:p>
+      <w:r>
+        <w:t>2) [21, 26];</w:t>
+      </w:r>
+    </w:p>
+    <w:p>
+      <w:r>
+        <w:t>3) [36, 41];</w:t>
+      </w:r>
+    </w:p>
+    <w:p>
+      <w:r>
+        <w:t>4) [1, 31].</w:t>
       </w:r>
     </w:p>
     <w:p>
@@ -427,12 +467,12 @@
     </w:p>
     <w:p>
       <w:r>
-        <w:t>2) прибавь 2;</w:t>
-      </w:r>
-    </w:p>
-    <w:p>
-      <w:r>
-        <w:t>3) увеличь число десятков на 2 (например, 34 → 44).</w:t>
+        <w:t>1) прибавь 2;</w:t>
+      </w:r>
+    </w:p>
+    <w:p>
+      <w:r>
+        <w:t>2) увеличь число десятков на 2 (например, 34 → 44).</w:t>
       </w:r>
     </w:p>
     <w:p>
@@ -480,22 +520,22 @@
     </w:p>
     <w:p>
       <w:r>
-        <w:t>2) 12121211</w:t>
-      </w:r>
-    </w:p>
-    <w:p>
-      <w:r>
-        <w:t>3) 21122211</w:t>
-      </w:r>
-    </w:p>
-    <w:p>
-      <w:r>
-        <w:t>4) 12121122</w:t>
-      </w:r>
-    </w:p>
-    <w:p>
-      <w:r>
-        <w:t>5) 22122122.</w:t>
+        <w:t>1) 12121211;</w:t>
+      </w:r>
+    </w:p>
+    <w:p>
+      <w:r>
+        <w:t>2) 21122211;</w:t>
+      </w:r>
+    </w:p>
+    <w:p>
+      <w:r>
+        <w:t>3) 12121122;</w:t>
+      </w:r>
+    </w:p>
+    <w:p>
+      <w:r>
+        <w:t>4) 22122122.</w:t>
       </w:r>
     </w:p>
     <w:p>
@@ -535,22 +575,22 @@
     </w:p>
     <w:p>
       <w:r>
-        <w:t>2) ca*.doc;</w:t>
-      </w:r>
-    </w:p>
-    <w:p>
-      <w:r>
-        <w:t>3) c*t.doc;</w:t>
-      </w:r>
-    </w:p>
-    <w:p>
-      <w:r>
-        <w:t>4) *.doc;</w:t>
-      </w:r>
-    </w:p>
-    <w:p>
-      <w:r>
-        <w:t>5) c?r.doc.</w:t>
+        <w:t>1) ca*.doc;</w:t>
+      </w:r>
+    </w:p>
+    <w:p>
+      <w:r>
+        <w:t>2) c*t.doc;</w:t>
+      </w:r>
+    </w:p>
+    <w:p>
+      <w:r>
+        <w:t>3) *.doc;</w:t>
+      </w:r>
+    </w:p>
+    <w:p>
+      <w:r>
+        <w:t>4) c?r.doc.</w:t>
       </w:r>
     </w:p>
     <w:p>
@@ -630,7 +670,7 @@
     </w:p>
     <w:p>
       <w:r>
-        <w:t>На числовой прямой даны три отрезка: P = [26, 41], Q = [6, 21] и R = [31, 36]. Выберите такой отрезок A, что формула</w:t>
+        <w:t>На числовой прямой даны три отрезка: P = [26, 41], Q = [6, 21] и R = [31, 36]. Выберите такой отрезок A, при котором формула</w:t>
       </w:r>
     </w:p>
     <w:p>
@@ -640,7 +680,27 @@
     </w:p>
     <w:p>
       <w:r>
-        <w:t>тождественно ложна. Варианты: 2) [1, 21]; 3) [21, 26]; 4) [1, 31]; 5) [36, 41].</w:t>
+        <w:t>тождественно ложна:</w:t>
+      </w:r>
+    </w:p>
+    <w:p>
+      <w:r>
+        <w:t>1) [1, 21];</w:t>
+      </w:r>
+    </w:p>
+    <w:p>
+      <w:r>
+        <w:t>2) [21, 26];</w:t>
+      </w:r>
+    </w:p>
+    <w:p>
+      <w:r>
+        <w:t>3) [1, 31];</w:t>
+      </w:r>
+    </w:p>
+    <w:p>
+      <w:r>
+        <w:t>4) [36, 41].</w:t>
       </w:r>
     </w:p>
     <w:p>
@@ -655,12 +715,12 @@
     </w:p>
     <w:p>
       <w:r>
-        <w:t>2) прибавь 2;</w:t>
-      </w:r>
-    </w:p>
-    <w:p>
-      <w:r>
-        <w:t>3) увеличь число десятков на 2 (например, 34 → 44).</w:t>
+        <w:t>1) прибавь 2;</w:t>
+      </w:r>
+    </w:p>
+    <w:p>
+      <w:r>
+        <w:t>2) увеличь число десятков на 2 (например, 34 → 44).</w:t>
       </w:r>
     </w:p>
     <w:p>
@@ -708,22 +768,22 @@
     </w:p>
     <w:p>
       <w:r>
-        <w:t>2) 12122121</w:t>
-      </w:r>
-    </w:p>
-    <w:p>
-      <w:r>
-        <w:t>3) 21112121</w:t>
-      </w:r>
-    </w:p>
-    <w:p>
-      <w:r>
-        <w:t>4) 22211212</w:t>
-      </w:r>
-    </w:p>
-    <w:p>
-      <w:r>
-        <w:t>5) 22122121.</w:t>
+        <w:t>1) 12122121;</w:t>
+      </w:r>
+    </w:p>
+    <w:p>
+      <w:r>
+        <w:t>2) 21112121;</w:t>
+      </w:r>
+    </w:p>
+    <w:p>
+      <w:r>
+        <w:t>3) 22211212;</w:t>
+      </w:r>
+    </w:p>
+    <w:p>
+      <w:r>
+        <w:t>4) 22122121.</w:t>
       </w:r>
     </w:p>
     <w:p>
@@ -769,22 +829,22 @@
     </w:p>
     <w:p>
       <w:r>
-        <w:t>2) ?*mi*.m*;</w:t>
-      </w:r>
-    </w:p>
-    <w:p>
-      <w:r>
-        <w:t>3) *mi*.mp*;</w:t>
-      </w:r>
-    </w:p>
-    <w:p>
-      <w:r>
-        <w:t>4) *?mi?.mp*;</w:t>
-      </w:r>
-    </w:p>
-    <w:p>
-      <w:r>
-        <w:t>5) *?mi*.mp*.</w:t>
+        <w:t>1) ?*mi*.m*;</w:t>
+      </w:r>
+    </w:p>
+    <w:p>
+      <w:r>
+        <w:t>2) *mi*.mp*;</w:t>
+      </w:r>
+    </w:p>
+    <w:p>
+      <w:r>
+        <w:t>3) *?mi?.mp*;</w:t>
+      </w:r>
+    </w:p>
+    <w:p>
+      <w:r>
+        <w:t>4) *?mi*.mp*.</w:t>
       </w:r>
     </w:p>
     <w:p>
@@ -864,7 +924,7 @@
     </w:p>
     <w:p>
       <w:r>
-        <w:t>На числовой прямой даны три отрезка: P = [26, 41], Q = [6, 21] и R = [31, 36]. Выберите такой отрезок A, что формула</w:t>
+        <w:t>На числовой прямой даны три отрезка: P = [26, 41], Q = [6, 21] и R = [31, 36]. Выберите такой отрезок A, при котором формула</w:t>
       </w:r>
     </w:p>
     <w:p>
@@ -874,7 +934,27 @@
     </w:p>
     <w:p>
       <w:r>
-        <w:t>тождественно ложна. Варианты: 2) [21, 26]; 3) [1, 21]; 4) [1, 31]; 5) [36, 41].</w:t>
+        <w:t>тождественно ложна:</w:t>
+      </w:r>
+    </w:p>
+    <w:p>
+      <w:r>
+        <w:t>1) [21, 26];</w:t>
+      </w:r>
+    </w:p>
+    <w:p>
+      <w:r>
+        <w:t>2) [1, 21];</w:t>
+      </w:r>
+    </w:p>
+    <w:p>
+      <w:r>
+        <w:t>3) [1, 31];</w:t>
+      </w:r>
+    </w:p>
+    <w:p>
+      <w:r>
+        <w:t>4) [36, 41].</w:t>
       </w:r>
     </w:p>
     <w:p>
@@ -889,12 +969,12 @@
     </w:p>
     <w:p>
       <w:r>
-        <w:t>2) прибавь 2;</w:t>
-      </w:r>
-    </w:p>
-    <w:p>
-      <w:r>
-        <w:t>3) увеличь число десятков на 2 (например, 34 → 44).</w:t>
+        <w:t>1) прибавь 2;</w:t>
+      </w:r>
+    </w:p>
+    <w:p>
+      <w:r>
+        <w:t>2) увеличь число десятков на 2 (например, 34 → 44).</w:t>
       </w:r>
     </w:p>
     <w:p>
@@ -942,22 +1022,22 @@
     </w:p>
     <w:p>
       <w:r>
-        <w:t>2) 22111112</w:t>
-      </w:r>
-    </w:p>
-    <w:p>
-      <w:r>
-        <w:t>3) 11211212</w:t>
-      </w:r>
-    </w:p>
-    <w:p>
-      <w:r>
-        <w:t>4) 22121121</w:t>
-      </w:r>
-    </w:p>
-    <w:p>
-      <w:r>
-        <w:t>5) 12222212.</w:t>
+        <w:t>1) 22111112;</w:t>
+      </w:r>
+    </w:p>
+    <w:p>
+      <w:r>
+        <w:t>2) 11211212;</w:t>
+      </w:r>
+    </w:p>
+    <w:p>
+      <w:r>
+        <w:t>3) 22121121;</w:t>
+      </w:r>
+    </w:p>
+    <w:p>
+      <w:r>
+        <w:t>4) 12222212.</w:t>
       </w:r>
     </w:p>
     <w:p>
@@ -997,22 +1077,22 @@
     </w:p>
     <w:p>
       <w:r>
-        <w:t>2) *.csv;</w:t>
-      </w:r>
-    </w:p>
-    <w:p>
-      <w:r>
-        <w:t>3) box.*;</w:t>
-      </w:r>
-    </w:p>
-    <w:p>
-      <w:r>
-        <w:t>4) b*.*;</w:t>
-      </w:r>
-    </w:p>
-    <w:p>
-      <w:r>
-        <w:t>5) bo?.*.</w:t>
+        <w:t>1) *.csv;</w:t>
+      </w:r>
+    </w:p>
+    <w:p>
+      <w:r>
+        <w:t>2) box.*;</w:t>
+      </w:r>
+    </w:p>
+    <w:p>
+      <w:r>
+        <w:t>3) b*.*;</w:t>
+      </w:r>
+    </w:p>
+    <w:p>
+      <w:r>
+        <w:t>4) bo?.*.</w:t>
       </w:r>
     </w:p>
     <w:p>
@@ -1092,7 +1172,7 @@
     </w:p>
     <w:p>
       <w:r>
-        <w:t>На числовой прямой даны три отрезка: P = [26, 41], Q = [6, 21] и R = [31, 36]. Выберите такой отрезок A, что формула</w:t>
+        <w:t>На числовой прямой даны три отрезка: P = [26, 41], Q = [6, 21] и R = [31, 36]. Выберите такой отрезок A, при котором формула</w:t>
       </w:r>
     </w:p>
     <w:p>
@@ -1102,7 +1182,27 @@
     </w:p>
     <w:p>
       <w:r>
-        <w:t>тождественно ложна. Варианты: 2) [36, 41]; 3) [21, 26]; 4) [1, 31]; 5) [1, 21].</w:t>
+        <w:t>тождественно ложна:</w:t>
+      </w:r>
+    </w:p>
+    <w:p>
+      <w:r>
+        <w:t>1) [36, 41];</w:t>
+      </w:r>
+    </w:p>
+    <w:p>
+      <w:r>
+        <w:t>2) [21, 26];</w:t>
+      </w:r>
+    </w:p>
+    <w:p>
+      <w:r>
+        <w:t>3) [1, 31];</w:t>
+      </w:r>
+    </w:p>
+    <w:p>
+      <w:r>
+        <w:t>4) [1, 21].</w:t>
       </w:r>
     </w:p>
     <w:p>
@@ -1117,12 +1217,12 @@
     </w:p>
     <w:p>
       <w:r>
-        <w:t>2) прибавь 2;</w:t>
-      </w:r>
-    </w:p>
-    <w:p>
-      <w:r>
-        <w:t>3) увеличь число десятков на 2 (например, 34 → 44).</w:t>
+        <w:t>1) прибавь 2;</w:t>
+      </w:r>
+    </w:p>
+    <w:p>
+      <w:r>
+        <w:t>2) увеличь число десятков на 2 (например, 34 → 44).</w:t>
       </w:r>
     </w:p>
     <w:p>
@@ -1170,22 +1270,22 @@
     </w:p>
     <w:p>
       <w:r>
-        <w:t>2) 21121112</w:t>
-      </w:r>
-    </w:p>
-    <w:p>
-      <w:r>
-        <w:t>3) 22121121</w:t>
-      </w:r>
-    </w:p>
-    <w:p>
-      <w:r>
-        <w:t>4) 22221112</w:t>
-      </w:r>
-    </w:p>
-    <w:p>
-      <w:r>
-        <w:t>5) 21222212.</w:t>
+        <w:t>1) 21121112;</w:t>
+      </w:r>
+    </w:p>
+    <w:p>
+      <w:r>
+        <w:t>2) 22121121;</w:t>
+      </w:r>
+    </w:p>
+    <w:p>
+      <w:r>
+        <w:t>3) 22221112;</w:t>
+      </w:r>
+    </w:p>
+    <w:p>
+      <w:r>
+        <w:t>4) 21222212.</w:t>
       </w:r>
     </w:p>
     <w:p>
@@ -1225,22 +1325,22 @@
     </w:p>
     <w:p>
       <w:r>
-        <w:t>2) r*.mp*;</w:t>
-      </w:r>
-    </w:p>
-    <w:p>
-      <w:r>
-        <w:t>3) rain.*;</w:t>
-      </w:r>
-    </w:p>
-    <w:p>
-      <w:r>
-        <w:t>4) *ain.mp5;</w:t>
-      </w:r>
-    </w:p>
-    <w:p>
-      <w:r>
-        <w:t>5) *rain*.</w:t>
+        <w:t>1) r*.mp*;</w:t>
+      </w:r>
+    </w:p>
+    <w:p>
+      <w:r>
+        <w:t>2) rain.*;</w:t>
+      </w:r>
+    </w:p>
+    <w:p>
+      <w:r>
+        <w:t>3) *ain.mp5;</w:t>
+      </w:r>
+    </w:p>
+    <w:p>
+      <w:r>
+        <w:t>4) *rain*.</w:t>
       </w:r>
     </w:p>
     <w:p>
@@ -1320,7 +1420,7 @@
     </w:p>
     <w:p>
       <w:r>
-        <w:t>На числовой прямой даны три отрезка: P = [26, 41], Q = [6, 21] и R = [31, 36]. Выберите такой отрезок A, что формула</w:t>
+        <w:t>На числовой прямой даны три отрезка: P = [26, 41], Q = [6, 21] и R = [31, 36]. Выберите такой отрезок A, при котором формула</w:t>
       </w:r>
     </w:p>
     <w:p>
@@ -1330,7 +1430,27 @@
     </w:p>
     <w:p>
       <w:r>
-        <w:t>тождественно ложна. Варианты: 2) [36, 41]; 3) [1, 21]; 4) [1, 31]; 5) [21, 26].</w:t>
+        <w:t>тождественно ложна:</w:t>
+      </w:r>
+    </w:p>
+    <w:p>
+      <w:r>
+        <w:t>1) [36, 41];</w:t>
+      </w:r>
+    </w:p>
+    <w:p>
+      <w:r>
+        <w:t>2) [1, 21];</w:t>
+      </w:r>
+    </w:p>
+    <w:p>
+      <w:r>
+        <w:t>3) [1, 31];</w:t>
+      </w:r>
+    </w:p>
+    <w:p>
+      <w:r>
+        <w:t>4) [21, 26].</w:t>
       </w:r>
     </w:p>
     <w:p>
@@ -1345,12 +1465,12 @@
     </w:p>
     <w:p>
       <w:r>
-        <w:t>2) прибавь 2;</w:t>
-      </w:r>
-    </w:p>
-    <w:p>
-      <w:r>
-        <w:t>3) увеличь число десятков на 2 (например, 34 → 44).</w:t>
+        <w:t>1) прибавь 2;</w:t>
+      </w:r>
+    </w:p>
+    <w:p>
+      <w:r>
+        <w:t>2) увеличь число десятков на 2 (например, 34 → 44).</w:t>
       </w:r>
     </w:p>
     <w:p>
@@ -1398,22 +1518,22 @@
     </w:p>
     <w:p>
       <w:r>
-        <w:t>2) 22212221</w:t>
-      </w:r>
-    </w:p>
-    <w:p>
-      <w:r>
-        <w:t>3) 21121121</w:t>
-      </w:r>
-    </w:p>
-    <w:p>
-      <w:r>
-        <w:t>4) 22112121</w:t>
-      </w:r>
-    </w:p>
-    <w:p>
-      <w:r>
-        <w:t>5) 21111112.</w:t>
+        <w:t>1) 22212221;</w:t>
+      </w:r>
+    </w:p>
+    <w:p>
+      <w:r>
+        <w:t>2) 21121121;</w:t>
+      </w:r>
+    </w:p>
+    <w:p>
+      <w:r>
+        <w:t>3) 22112121;</w:t>
+      </w:r>
+    </w:p>
+    <w:p>
+      <w:r>
+        <w:t>4) 21111112.</w:t>
       </w:r>
     </w:p>
     <w:p>
@@ -1455,22 +1575,22 @@
     </w:p>
     <w:p>
       <w:r>
-        <w:t>2) a2.*;</w:t>
-      </w:r>
-    </w:p>
-    <w:p>
-      <w:r>
-        <w:t>3) a?.*;</w:t>
-      </w:r>
-    </w:p>
-    <w:p>
-      <w:r>
-        <w:t>4) *2.*;</w:t>
-      </w:r>
-    </w:p>
-    <w:p>
-      <w:r>
-        <w:t>5) a*.x.</w:t>
+        <w:t>1) a2.*;</w:t>
+      </w:r>
+    </w:p>
+    <w:p>
+      <w:r>
+        <w:t>2) a?.*;</w:t>
+      </w:r>
+    </w:p>
+    <w:p>
+      <w:r>
+        <w:t>3) *2.*;</w:t>
+      </w:r>
+    </w:p>
+    <w:p>
+      <w:r>
+        <w:t>4) a*.x.</w:t>
       </w:r>
     </w:p>
     <w:p>
@@ -1550,7 +1670,7 @@
     </w:p>
     <w:p>
       <w:r>
-        <w:t>На числовой прямой даны три отрезка: P = [26, 41], Q = [6, 21] и R = [31, 36]. Выберите такой отрезок A, что формула</w:t>
+        <w:t>На числовой прямой даны три отрезка: P = [26, 41], Q = [6, 21] и R = [31, 36]. Выберите такой отрезок A, при котором формула</w:t>
       </w:r>
     </w:p>
     <w:p>
@@ -1560,7 +1680,27 @@
     </w:p>
     <w:p>
       <w:r>
-        <w:t>тождественно ложна. Варианты: 2) [21, 26]; 3) [36, 41]; 4) [1, 31]; 5) [1, 21].</w:t>
+        <w:t>тождественно ложна:</w:t>
+      </w:r>
+    </w:p>
+    <w:p>
+      <w:r>
+        <w:t>1) [21, 26];</w:t>
+      </w:r>
+    </w:p>
+    <w:p>
+      <w:r>
+        <w:t>2) [36, 41];</w:t>
+      </w:r>
+    </w:p>
+    <w:p>
+      <w:r>
+        <w:t>3) [1, 31];</w:t>
+      </w:r>
+    </w:p>
+    <w:p>
+      <w:r>
+        <w:t>4) [1, 21].</w:t>
       </w:r>
     </w:p>
     <w:p>
@@ -1575,12 +1715,12 @@
     </w:p>
     <w:p>
       <w:r>
-        <w:t>2) прибавь 2;</w:t>
-      </w:r>
-    </w:p>
-    <w:p>
-      <w:r>
-        <w:t>3) увеличь число десятков на 2 (например, 34 → 44).</w:t>
+        <w:t>1) прибавь 2;</w:t>
+      </w:r>
+    </w:p>
+    <w:p>
+      <w:r>
+        <w:t>2) увеличь число десятков на 2 (например, 34 → 44).</w:t>
       </w:r>
     </w:p>
     <w:p>
@@ -1628,22 +1768,22 @@
     </w:p>
     <w:p>
       <w:r>
-        <w:t>2) 21111121</w:t>
-      </w:r>
-    </w:p>
-    <w:p>
-      <w:r>
-        <w:t>3) 21122122</w:t>
-      </w:r>
-    </w:p>
-    <w:p>
-      <w:r>
-        <w:t>4) 21222121</w:t>
-      </w:r>
-    </w:p>
-    <w:p>
-      <w:r>
-        <w:t>5) 21111222.</w:t>
+        <w:t>1) 21111121;</w:t>
+      </w:r>
+    </w:p>
+    <w:p>
+      <w:r>
+        <w:t>2) 21122122;</w:t>
+      </w:r>
+    </w:p>
+    <w:p>
+      <w:r>
+        <w:t>3) 21222121;</w:t>
+      </w:r>
+    </w:p>
+    <w:p>
+      <w:r>
+        <w:t>4) 21111222.</w:t>
       </w:r>
     </w:p>
     <w:p>
@@ -1683,22 +1823,22 @@
     </w:p>
     <w:p>
       <w:r>
-        <w:t>2) ca*.doc;</w:t>
-      </w:r>
-    </w:p>
-    <w:p>
-      <w:r>
-        <w:t>3) c*t.doc;</w:t>
-      </w:r>
-    </w:p>
-    <w:p>
-      <w:r>
-        <w:t>4) *.doc;</w:t>
-      </w:r>
-    </w:p>
-    <w:p>
-      <w:r>
-        <w:t>5) c?r.doc.</w:t>
+        <w:t>1) ca*.doc;</w:t>
+      </w:r>
+    </w:p>
+    <w:p>
+      <w:r>
+        <w:t>2) c*t.doc;</w:t>
+      </w:r>
+    </w:p>
+    <w:p>
+      <w:r>
+        <w:t>3) *.doc;</w:t>
+      </w:r>
+    </w:p>
+    <w:p>
+      <w:r>
+        <w:t>4) c?r.doc.</w:t>
       </w:r>
     </w:p>
     <w:p>
@@ -1778,7 +1918,7 @@
     </w:p>
     <w:p>
       <w:r>
-        <w:t>На числовой прямой даны три отрезка: P = [26, 41], Q = [6, 21] и R = [31, 36]. Выберите такой отрезок A, что формула</w:t>
+        <w:t>На числовой прямой даны три отрезка: P = [26, 41], Q = [6, 21] и R = [31, 36]. Выберите такой отрезок A, при котором формула</w:t>
       </w:r>
     </w:p>
     <w:p>
@@ -1788,7 +1928,27 @@
     </w:p>
     <w:p>
       <w:r>
-        <w:t>тождественно ложна. Варианты: 2) [36, 41]; 3) [21, 26]; 4) [1, 31]; 5) [1, 21].</w:t>
+        <w:t>тождественно ложна:</w:t>
+      </w:r>
+    </w:p>
+    <w:p>
+      <w:r>
+        <w:t>1) [36, 41];</w:t>
+      </w:r>
+    </w:p>
+    <w:p>
+      <w:r>
+        <w:t>2) [21, 26];</w:t>
+      </w:r>
+    </w:p>
+    <w:p>
+      <w:r>
+        <w:t>3) [1, 31];</w:t>
+      </w:r>
+    </w:p>
+    <w:p>
+      <w:r>
+        <w:t>4) [1, 21].</w:t>
       </w:r>
     </w:p>
     <w:p>
@@ -1803,12 +1963,12 @@
     </w:p>
     <w:p>
       <w:r>
-        <w:t>2) прибавь 2;</w:t>
-      </w:r>
-    </w:p>
-    <w:p>
-      <w:r>
-        <w:t>3) увеличь число десятков на 2 (например, 34 → 44).</w:t>
+        <w:t>1) прибавь 2;</w:t>
+      </w:r>
+    </w:p>
+    <w:p>
+      <w:r>
+        <w:t>2) увеличь число десятков на 2 (например, 34 → 44).</w:t>
       </w:r>
     </w:p>
     <w:p>
@@ -1856,22 +2016,22 @@
     </w:p>
     <w:p>
       <w:r>
-        <w:t>2) 12221221</w:t>
-      </w:r>
-    </w:p>
-    <w:p>
-      <w:r>
-        <w:t>3) 22211221</w:t>
-      </w:r>
-    </w:p>
-    <w:p>
-      <w:r>
-        <w:t>4) 21222222</w:t>
-      </w:r>
-    </w:p>
-    <w:p>
-      <w:r>
-        <w:t>5) 11221111.</w:t>
+        <w:t>1) 12221221;</w:t>
+      </w:r>
+    </w:p>
+    <w:p>
+      <w:r>
+        <w:t>2) 22211221;</w:t>
+      </w:r>
+    </w:p>
+    <w:p>
+      <w:r>
+        <w:t>3) 21222222;</w:t>
+      </w:r>
+    </w:p>
+    <w:p>
+      <w:r>
+        <w:t>4) 11221111.</w:t>
       </w:r>
     </w:p>
     <w:p>
@@ -1917,22 +2077,22 @@
     </w:p>
     <w:p>
       <w:r>
-        <w:t>2) ?*mi*.m*;</w:t>
-      </w:r>
-    </w:p>
-    <w:p>
-      <w:r>
-        <w:t>3) *mi*.mp*;</w:t>
-      </w:r>
-    </w:p>
-    <w:p>
-      <w:r>
-        <w:t>4) *?mi?.mp*;</w:t>
-      </w:r>
-    </w:p>
-    <w:p>
-      <w:r>
-        <w:t>5) *?mi*.mp*.</w:t>
+        <w:t>1) ?*mi*.m*;</w:t>
+      </w:r>
+    </w:p>
+    <w:p>
+      <w:r>
+        <w:t>2) *mi*.mp*;</w:t>
+      </w:r>
+    </w:p>
+    <w:p>
+      <w:r>
+        <w:t>3) *?mi?.mp*;</w:t>
+      </w:r>
+    </w:p>
+    <w:p>
+      <w:r>
+        <w:t>4) *?mi*.mp*.</w:t>
       </w:r>
     </w:p>
     <w:p>
@@ -2012,7 +2172,7 @@
     </w:p>
     <w:p>
       <w:r>
-        <w:t>На числовой прямой даны три отрезка: P = [26, 41], Q = [6, 21] и R = [31, 36]. Выберите такой отрезок A, что формула</w:t>
+        <w:t>На числовой прямой даны три отрезка: P = [26, 41], Q = [6, 21] и R = [31, 36]. Выберите такой отрезок A, при котором формула</w:t>
       </w:r>
     </w:p>
     <w:p>
@@ -2022,7 +2182,27 @@
     </w:p>
     <w:p>
       <w:r>
-        <w:t>тождественно ложна. Варианты: 2) [21, 26]; 3) [1, 31]; 4) [1, 21]; 5) [36, 41].</w:t>
+        <w:t>тождественно ложна:</w:t>
+      </w:r>
+    </w:p>
+    <w:p>
+      <w:r>
+        <w:t>1) [21, 26];</w:t>
+      </w:r>
+    </w:p>
+    <w:p>
+      <w:r>
+        <w:t>2) [1, 31];</w:t>
+      </w:r>
+    </w:p>
+    <w:p>
+      <w:r>
+        <w:t>3) [1, 21];</w:t>
+      </w:r>
+    </w:p>
+    <w:p>
+      <w:r>
+        <w:t>4) [36, 41].</w:t>
       </w:r>
     </w:p>
     <w:p>
@@ -2037,12 +2217,12 @@
     </w:p>
     <w:p>
       <w:r>
-        <w:t>2) прибавь 2;</w:t>
-      </w:r>
-    </w:p>
-    <w:p>
-      <w:r>
-        <w:t>3) увеличь число десятков на 2 (например, 34 → 44).</w:t>
+        <w:t>1) прибавь 2;</w:t>
+      </w:r>
+    </w:p>
+    <w:p>
+      <w:r>
+        <w:t>2) увеличь число десятков на 2 (например, 34 → 44).</w:t>
       </w:r>
     </w:p>
     <w:p>
@@ -2090,22 +2270,22 @@
     </w:p>
     <w:p>
       <w:r>
-        <w:t>2) 22111122</w:t>
-      </w:r>
-    </w:p>
-    <w:p>
-      <w:r>
-        <w:t>3) 12222121</w:t>
-      </w:r>
-    </w:p>
-    <w:p>
-      <w:r>
-        <w:t>4) 22212212</w:t>
-      </w:r>
-    </w:p>
-    <w:p>
-      <w:r>
-        <w:t>5) 12111212.</w:t>
+        <w:t>1) 22111122;</w:t>
+      </w:r>
+    </w:p>
+    <w:p>
+      <w:r>
+        <w:t>2) 12222121;</w:t>
+      </w:r>
+    </w:p>
+    <w:p>
+      <w:r>
+        <w:t>3) 22212212;</w:t>
+      </w:r>
+    </w:p>
+    <w:p>
+      <w:r>
+        <w:t>4) 12111212.</w:t>
       </w:r>
     </w:p>
     <w:p>
@@ -2145,22 +2325,22 @@
     </w:p>
     <w:p>
       <w:r>
-        <w:t>2) *.csv;</w:t>
-      </w:r>
-    </w:p>
-    <w:p>
-      <w:r>
-        <w:t>3) box.*;</w:t>
-      </w:r>
-    </w:p>
-    <w:p>
-      <w:r>
-        <w:t>4) b*.*;</w:t>
-      </w:r>
-    </w:p>
-    <w:p>
-      <w:r>
-        <w:t>5) bo?.*.</w:t>
+        <w:t>1) *.csv;</w:t>
+      </w:r>
+    </w:p>
+    <w:p>
+      <w:r>
+        <w:t>2) box.*;</w:t>
+      </w:r>
+    </w:p>
+    <w:p>
+      <w:r>
+        <w:t>3) b*.*;</w:t>
+      </w:r>
+    </w:p>
+    <w:p>
+      <w:r>
+        <w:t>4) bo?.*.</w:t>
       </w:r>
     </w:p>
     <w:p>
@@ -2240,7 +2420,7 @@
     </w:p>
     <w:p>
       <w:r>
-        <w:t>На числовой прямой даны три отрезка: P = [26, 41], Q = [6, 21] и R = [31, 36]. Выберите такой отрезок A, что формула</w:t>
+        <w:t>На числовой прямой даны три отрезка: P = [26, 41], Q = [6, 21] и R = [31, 36]. Выберите такой отрезок A, при котором формула</w:t>
       </w:r>
     </w:p>
     <w:p>
@@ -2250,7 +2430,27 @@
     </w:p>
     <w:p>
       <w:r>
-        <w:t>тождественно ложна. Варианты: 2) [36, 41]; 3) [1, 31]; 4) [1, 21]; 5) [21, 26].</w:t>
+        <w:t>тождественно ложна:</w:t>
+      </w:r>
+    </w:p>
+    <w:p>
+      <w:r>
+        <w:t>1) [36, 41];</w:t>
+      </w:r>
+    </w:p>
+    <w:p>
+      <w:r>
+        <w:t>2) [1, 31];</w:t>
+      </w:r>
+    </w:p>
+    <w:p>
+      <w:r>
+        <w:t>3) [1, 21];</w:t>
+      </w:r>
+    </w:p>
+    <w:p>
+      <w:r>
+        <w:t>4) [21, 26].</w:t>
       </w:r>
     </w:p>
     <w:p>
@@ -2265,12 +2465,12 @@
     </w:p>
     <w:p>
       <w:r>
-        <w:t>2) прибавь 2;</w:t>
-      </w:r>
-    </w:p>
-    <w:p>
-      <w:r>
-        <w:t>3) увеличь число десятков на 2 (например, 34 → 44).</w:t>
+        <w:t>1) прибавь 2;</w:t>
+      </w:r>
+    </w:p>
+    <w:p>
+      <w:r>
+        <w:t>2) увеличь число десятков на 2 (например, 34 → 44).</w:t>
       </w:r>
     </w:p>
     <w:p>
@@ -2318,22 +2518,22 @@
     </w:p>
     <w:p>
       <w:r>
-        <w:t>2) 12111221</w:t>
-      </w:r>
-    </w:p>
-    <w:p>
-      <w:r>
-        <w:t>3) 21221121</w:t>
-      </w:r>
-    </w:p>
-    <w:p>
-      <w:r>
-        <w:t>4) 21211112</w:t>
-      </w:r>
-    </w:p>
-    <w:p>
-      <w:r>
-        <w:t>5) 12222211.</w:t>
+        <w:t>1) 12111221;</w:t>
+      </w:r>
+    </w:p>
+    <w:p>
+      <w:r>
+        <w:t>2) 21221121;</w:t>
+      </w:r>
+    </w:p>
+    <w:p>
+      <w:r>
+        <w:t>3) 21211112;</w:t>
+      </w:r>
+    </w:p>
+    <w:p>
+      <w:r>
+        <w:t>4) 12222211.</w:t>
       </w:r>
     </w:p>
     <w:p>
@@ -2373,22 +2573,22 @@
     </w:p>
     <w:p>
       <w:r>
-        <w:t>2) r*.mp*;</w:t>
-      </w:r>
-    </w:p>
-    <w:p>
-      <w:r>
-        <w:t>3) rain.*;</w:t>
-      </w:r>
-    </w:p>
-    <w:p>
-      <w:r>
-        <w:t>4) *ain.mp5;</w:t>
-      </w:r>
-    </w:p>
-    <w:p>
-      <w:r>
-        <w:t>5) *rain*.</w:t>
+        <w:t>1) r*.mp*;</w:t>
+      </w:r>
+    </w:p>
+    <w:p>
+      <w:r>
+        <w:t>2) rain.*;</w:t>
+      </w:r>
+    </w:p>
+    <w:p>
+      <w:r>
+        <w:t>3) *ain.mp5;</w:t>
+      </w:r>
+    </w:p>
+    <w:p>
+      <w:r>
+        <w:t>4) *rain*.</w:t>
       </w:r>
     </w:p>
     <w:p>
@@ -2468,7 +2668,7 @@
     </w:p>
     <w:p>
       <w:r>
-        <w:t>На числовой прямой даны три отрезка: P = [26, 41], Q = [6, 21] и R = [31, 36]. Выберите такой отрезок A, что формула</w:t>
+        <w:t>На числовой прямой даны три отрезка: P = [26, 41], Q = [6, 21] и R = [31, 36]. Выберите такой отрезок A, при котором формула</w:t>
       </w:r>
     </w:p>
     <w:p>
@@ -2478,7 +2678,27 @@
     </w:p>
     <w:p>
       <w:r>
-        <w:t>тождественно ложна. Варианты: 2) [1, 31]; 3) [21, 26]; 4) [1, 21]; 5) [36, 41].</w:t>
+        <w:t>тождественно ложна:</w:t>
+      </w:r>
+    </w:p>
+    <w:p>
+      <w:r>
+        <w:t>1) [1, 31];</w:t>
+      </w:r>
+    </w:p>
+    <w:p>
+      <w:r>
+        <w:t>2) [21, 26];</w:t>
+      </w:r>
+    </w:p>
+    <w:p>
+      <w:r>
+        <w:t>3) [1, 21];</w:t>
+      </w:r>
+    </w:p>
+    <w:p>
+      <w:r>
+        <w:t>4) [36, 41].</w:t>
       </w:r>
     </w:p>
     <w:p>
@@ -2493,12 +2713,12 @@
     </w:p>
     <w:p>
       <w:r>
-        <w:t>2) прибавь 2;</w:t>
-      </w:r>
-    </w:p>
-    <w:p>
-      <w:r>
-        <w:t>3) увеличь число десятков на 2 (например, 34 → 44).</w:t>
+        <w:t>1) прибавь 2;</w:t>
+      </w:r>
+    </w:p>
+    <w:p>
+      <w:r>
+        <w:t>2) увеличь число десятков на 2 (например, 34 → 44).</w:t>
       </w:r>
     </w:p>
     <w:p>
@@ -2546,22 +2766,22 @@
     </w:p>
     <w:p>
       <w:r>
-        <w:t>2) 22221121</w:t>
-      </w:r>
-    </w:p>
-    <w:p>
-      <w:r>
-        <w:t>3) 12122211</w:t>
-      </w:r>
-    </w:p>
-    <w:p>
-      <w:r>
-        <w:t>4) 22222111</w:t>
-      </w:r>
-    </w:p>
-    <w:p>
-      <w:r>
-        <w:t>5) 21211111.</w:t>
+        <w:t>1) 22221121;</w:t>
+      </w:r>
+    </w:p>
+    <w:p>
+      <w:r>
+        <w:t>2) 12122211;</w:t>
+      </w:r>
+    </w:p>
+    <w:p>
+      <w:r>
+        <w:t>3) 22222111;</w:t>
+      </w:r>
+    </w:p>
+    <w:p>
+      <w:r>
+        <w:t>4) 21211111.</w:t>
       </w:r>
     </w:p>
     <w:p>
@@ -2603,22 +2823,22 @@
     </w:p>
     <w:p>
       <w:r>
-        <w:t>2) a2.*;</w:t>
-      </w:r>
-    </w:p>
-    <w:p>
-      <w:r>
-        <w:t>3) a?.*;</w:t>
-      </w:r>
-    </w:p>
-    <w:p>
-      <w:r>
-        <w:t>4) *2.*;</w:t>
-      </w:r>
-    </w:p>
-    <w:p>
-      <w:r>
-        <w:t>5) a*.x.</w:t>
+        <w:t>1) a2.*;</w:t>
+      </w:r>
+    </w:p>
+    <w:p>
+      <w:r>
+        <w:t>2) a?.*;</w:t>
+      </w:r>
+    </w:p>
+    <w:p>
+      <w:r>
+        <w:t>3) *2.*;</w:t>
+      </w:r>
+    </w:p>
+    <w:p>
+      <w:r>
+        <w:t>4) a*.x.</w:t>
       </w:r>
     </w:p>
     <w:p>
@@ -2698,7 +2918,7 @@
     </w:p>
     <w:p>
       <w:r>
-        <w:t>На числовой прямой даны три отрезка: P = [26, 41], Q = [6, 21] и R = [31, 36]. Выберите такой отрезок A, что формула</w:t>
+        <w:t>На числовой прямой даны три отрезка: P = [26, 41], Q = [6, 21] и R = [31, 36]. Выберите такой отрезок A, при котором формула</w:t>
       </w:r>
     </w:p>
     <w:p>
@@ -2708,7 +2928,27 @@
     </w:p>
     <w:p>
       <w:r>
-        <w:t>тождественно ложна. Варианты: 2) [21, 26]; 3) [36, 41]; 4) [1, 21]; 5) [1, 31].</w:t>
+        <w:t>тождественно ложна:</w:t>
+      </w:r>
+    </w:p>
+    <w:p>
+      <w:r>
+        <w:t>1) [21, 26];</w:t>
+      </w:r>
+    </w:p>
+    <w:p>
+      <w:r>
+        <w:t>2) [36, 41];</w:t>
+      </w:r>
+    </w:p>
+    <w:p>
+      <w:r>
+        <w:t>3) [1, 21];</w:t>
+      </w:r>
+    </w:p>
+    <w:p>
+      <w:r>
+        <w:t>4) [1, 31].</w:t>
       </w:r>
     </w:p>
     <w:p>
@@ -2723,12 +2963,12 @@
     </w:p>
     <w:p>
       <w:r>
-        <w:t>2) прибавь 2;</w:t>
-      </w:r>
-    </w:p>
-    <w:p>
-      <w:r>
-        <w:t>3) увеличь число десятков на 2 (например, 34 → 44).</w:t>
+        <w:t>1) прибавь 2;</w:t>
+      </w:r>
+    </w:p>
+    <w:p>
+      <w:r>
+        <w:t>2) увеличь число десятков на 2 (например, 34 → 44).</w:t>
       </w:r>
     </w:p>
     <w:p>
@@ -2776,22 +3016,22 @@
     </w:p>
     <w:p>
       <w:r>
-        <w:t>2) 11221211</w:t>
-      </w:r>
-    </w:p>
-    <w:p>
-      <w:r>
-        <w:t>3) 21111212</w:t>
-      </w:r>
-    </w:p>
-    <w:p>
-      <w:r>
-        <w:t>4) 12112211</w:t>
-      </w:r>
-    </w:p>
-    <w:p>
-      <w:r>
-        <w:t>5) 22212221.</w:t>
+        <w:t>1) 11221211;</w:t>
+      </w:r>
+    </w:p>
+    <w:p>
+      <w:r>
+        <w:t>2) 21111212;</w:t>
+      </w:r>
+    </w:p>
+    <w:p>
+      <w:r>
+        <w:t>3) 12112211;</w:t>
+      </w:r>
+    </w:p>
+    <w:p>
+      <w:r>
+        <w:t>4) 22212221.</w:t>
       </w:r>
     </w:p>
     <w:p>
@@ -2831,22 +3071,22 @@
     </w:p>
     <w:p>
       <w:r>
-        <w:t>2) ca*.doc;</w:t>
-      </w:r>
-    </w:p>
-    <w:p>
-      <w:r>
-        <w:t>3) c*t.doc;</w:t>
-      </w:r>
-    </w:p>
-    <w:p>
-      <w:r>
-        <w:t>4) *.doc;</w:t>
-      </w:r>
-    </w:p>
-    <w:p>
-      <w:r>
-        <w:t>5) c?r.doc.</w:t>
+        <w:t>1) ca*.doc;</w:t>
+      </w:r>
+    </w:p>
+    <w:p>
+      <w:r>
+        <w:t>2) c*t.doc;</w:t>
+      </w:r>
+    </w:p>
+    <w:p>
+      <w:r>
+        <w:t>3) *.doc;</w:t>
+      </w:r>
+    </w:p>
+    <w:p>
+      <w:r>
+        <w:t>4) c?r.doc.</w:t>
       </w:r>
     </w:p>
     <w:p>
@@ -2926,7 +3166,7 @@
     </w:p>
     <w:p>
       <w:r>
-        <w:t>На числовой прямой даны три отрезка: P = [26, 41], Q = [6, 21] и R = [31, 36]. Выберите такой отрезок A, что формула</w:t>
+        <w:t>На числовой прямой даны три отрезка: P = [26, 41], Q = [6, 21] и R = [31, 36]. Выберите такой отрезок A, при котором формула</w:t>
       </w:r>
     </w:p>
     <w:p>
@@ -2936,7 +3176,27 @@
     </w:p>
     <w:p>
       <w:r>
-        <w:t>тождественно ложна. Варианты: 2) [36, 41]; 3) [21, 26]; 4) [1, 21]; 5) [1, 31].</w:t>
+        <w:t>тождественно ложна:</w:t>
+      </w:r>
+    </w:p>
+    <w:p>
+      <w:r>
+        <w:t>1) [36, 41];</w:t>
+      </w:r>
+    </w:p>
+    <w:p>
+      <w:r>
+        <w:t>2) [21, 26];</w:t>
+      </w:r>
+    </w:p>
+    <w:p>
+      <w:r>
+        <w:t>3) [1, 21];</w:t>
+      </w:r>
+    </w:p>
+    <w:p>
+      <w:r>
+        <w:t>4) [1, 31].</w:t>
       </w:r>
     </w:p>
     <w:p>
@@ -2951,12 +3211,12 @@
     </w:p>
     <w:p>
       <w:r>
-        <w:t>2) прибавь 2;</w:t>
-      </w:r>
-    </w:p>
-    <w:p>
-      <w:r>
-        <w:t>3) увеличь число десятков на 2 (например, 34 → 44).</w:t>
+        <w:t>1) прибавь 2;</w:t>
+      </w:r>
+    </w:p>
+    <w:p>
+      <w:r>
+        <w:t>2) увеличь число десятков на 2 (например, 34 → 44).</w:t>
       </w:r>
     </w:p>
     <w:p>
@@ -3004,22 +3264,22 @@
     </w:p>
     <w:p>
       <w:r>
-        <w:t>2) 12222221</w:t>
-      </w:r>
-    </w:p>
-    <w:p>
-      <w:r>
-        <w:t>3) 12222211</w:t>
-      </w:r>
-    </w:p>
-    <w:p>
-      <w:r>
-        <w:t>4) 22211111</w:t>
-      </w:r>
-    </w:p>
-    <w:p>
-      <w:r>
-        <w:t>5) 22111212.</w:t>
+        <w:t>1) 12222221;</w:t>
+      </w:r>
+    </w:p>
+    <w:p>
+      <w:r>
+        <w:t>2) 12222211;</w:t>
+      </w:r>
+    </w:p>
+    <w:p>
+      <w:r>
+        <w:t>3) 22211111;</w:t>
+      </w:r>
+    </w:p>
+    <w:p>
+      <w:r>
+        <w:t>4) 22111212.</w:t>
       </w:r>
     </w:p>
     <w:p>
@@ -3065,22 +3325,22 @@
     </w:p>
     <w:p>
       <w:r>
-        <w:t>2) ?*mi*.m*;</w:t>
-      </w:r>
-    </w:p>
-    <w:p>
-      <w:r>
-        <w:t>3) *mi*.mp*;</w:t>
-      </w:r>
-    </w:p>
-    <w:p>
-      <w:r>
-        <w:t>4) *?mi?.mp*;</w:t>
-      </w:r>
-    </w:p>
-    <w:p>
-      <w:r>
-        <w:t>5) *?mi*.mp*.</w:t>
+        <w:t>1) ?*mi*.m*;</w:t>
+      </w:r>
+    </w:p>
+    <w:p>
+      <w:r>
+        <w:t>2) *mi*.mp*;</w:t>
+      </w:r>
+    </w:p>
+    <w:p>
+      <w:r>
+        <w:t>3) *?mi?.mp*;</w:t>
+      </w:r>
+    </w:p>
+    <w:p>
+      <w:r>
+        <w:t>4) *?mi*.mp*.</w:t>
       </w:r>
     </w:p>
     <w:p>
@@ -3160,7 +3420,7 @@
     </w:p>
     <w:p>
       <w:r>
-        <w:t>На числовой прямой даны три отрезка: P = [26, 41], Q = [6, 21] и R = [31, 36]. Выберите такой отрезок A, что формула</w:t>
+        <w:t>На числовой прямой даны три отрезка: P = [26, 41], Q = [6, 21] и R = [31, 36]. Выберите такой отрезок A, при котором формула</w:t>
       </w:r>
     </w:p>
     <w:p>
@@ -3170,7 +3430,27 @@
     </w:p>
     <w:p>
       <w:r>
-        <w:t>тождественно ложна. Варианты: 2) [1, 31]; 3) [21, 26]; 4) [36, 41]; 5) [1, 21].</w:t>
+        <w:t>тождественно ложна:</w:t>
+      </w:r>
+    </w:p>
+    <w:p>
+      <w:r>
+        <w:t>1) [1, 31];</w:t>
+      </w:r>
+    </w:p>
+    <w:p>
+      <w:r>
+        <w:t>2) [21, 26];</w:t>
+      </w:r>
+    </w:p>
+    <w:p>
+      <w:r>
+        <w:t>3) [36, 41];</w:t>
+      </w:r>
+    </w:p>
+    <w:p>
+      <w:r>
+        <w:t>4) [1, 21].</w:t>
       </w:r>
     </w:p>
     <w:p>
@@ -3185,12 +3465,12 @@
     </w:p>
     <w:p>
       <w:r>
-        <w:t>2) прибавь 2;</w:t>
-      </w:r>
-    </w:p>
-    <w:p>
-      <w:r>
-        <w:t>3) увеличь число десятков на 2 (например, 34 → 44).</w:t>
+        <w:t>1) прибавь 2;</w:t>
+      </w:r>
+    </w:p>
+    <w:p>
+      <w:r>
+        <w:t>2) увеличь число десятков на 2 (например, 34 → 44).</w:t>
       </w:r>
     </w:p>
     <w:p>
@@ -3238,22 +3518,22 @@
     </w:p>
     <w:p>
       <w:r>
-        <w:t>2) 21111222</w:t>
-      </w:r>
-    </w:p>
-    <w:p>
-      <w:r>
-        <w:t>3) 12111211</w:t>
-      </w:r>
-    </w:p>
-    <w:p>
-      <w:r>
-        <w:t>4) 22121112</w:t>
-      </w:r>
-    </w:p>
-    <w:p>
-      <w:r>
-        <w:t>5) 22221222.</w:t>
+        <w:t>1) 21111222;</w:t>
+      </w:r>
+    </w:p>
+    <w:p>
+      <w:r>
+        <w:t>2) 12111211;</w:t>
+      </w:r>
+    </w:p>
+    <w:p>
+      <w:r>
+        <w:t>3) 22121112;</w:t>
+      </w:r>
+    </w:p>
+    <w:p>
+      <w:r>
+        <w:t>4) 22221222.</w:t>
       </w:r>
     </w:p>
     <w:p>
@@ -3293,22 +3573,22 @@
     </w:p>
     <w:p>
       <w:r>
-        <w:t>2) *.csv;</w:t>
-      </w:r>
-    </w:p>
-    <w:p>
-      <w:r>
-        <w:t>3) box.*;</w:t>
-      </w:r>
-    </w:p>
-    <w:p>
-      <w:r>
-        <w:t>4) b*.*;</w:t>
-      </w:r>
-    </w:p>
-    <w:p>
-      <w:r>
-        <w:t>5) bo?.*.</w:t>
+        <w:t>1) *.csv;</w:t>
+      </w:r>
+    </w:p>
+    <w:p>
+      <w:r>
+        <w:t>2) box.*;</w:t>
+      </w:r>
+    </w:p>
+    <w:p>
+      <w:r>
+        <w:t>3) b*.*;</w:t>
+      </w:r>
+    </w:p>
+    <w:p>
+      <w:r>
+        <w:t>4) bo?.*.</w:t>
       </w:r>
     </w:p>
     <w:p>
@@ -3388,7 +3668,7 @@
     </w:p>
     <w:p>
       <w:r>
-        <w:t>На числовой прямой даны три отрезка: P = [26, 41], Q = [6, 21] и R = [31, 36]. Выберите такой отрезок A, что формула</w:t>
+        <w:t>На числовой прямой даны три отрезка: P = [26, 41], Q = [6, 21] и R = [31, 36]. Выберите такой отрезок A, при котором формула</w:t>
       </w:r>
     </w:p>
     <w:p>
@@ -3398,7 +3678,27 @@
     </w:p>
     <w:p>
       <w:r>
-        <w:t>тождественно ложна. Варианты: 2) [1, 31]; 3) [1, 21]; 4) [36, 41]; 5) [21, 26].</w:t>
+        <w:t>тождественно ложна:</w:t>
+      </w:r>
+    </w:p>
+    <w:p>
+      <w:r>
+        <w:t>1) [1, 31];</w:t>
+      </w:r>
+    </w:p>
+    <w:p>
+      <w:r>
+        <w:t>2) [1, 21];</w:t>
+      </w:r>
+    </w:p>
+    <w:p>
+      <w:r>
+        <w:t>3) [36, 41];</w:t>
+      </w:r>
+    </w:p>
+    <w:p>
+      <w:r>
+        <w:t>4) [21, 26].</w:t>
       </w:r>
     </w:p>
     <w:p>
@@ -3413,12 +3713,12 @@
     </w:p>
     <w:p>
       <w:r>
-        <w:t>2) прибавь 2;</w:t>
-      </w:r>
-    </w:p>
-    <w:p>
-      <w:r>
-        <w:t>3) увеличь число десятков на 2 (например, 34 → 44).</w:t>
+        <w:t>1) прибавь 2;</w:t>
+      </w:r>
+    </w:p>
+    <w:p>
+      <w:r>
+        <w:t>2) увеличь число десятков на 2 (например, 34 → 44).</w:t>
       </w:r>
     </w:p>
     <w:p>
@@ -3466,22 +3766,22 @@
     </w:p>
     <w:p>
       <w:r>
-        <w:t>2) 11212221</w:t>
-      </w:r>
-    </w:p>
-    <w:p>
-      <w:r>
-        <w:t>3) 12122121</w:t>
-      </w:r>
-    </w:p>
-    <w:p>
-      <w:r>
-        <w:t>4) 12112212</w:t>
-      </w:r>
-    </w:p>
-    <w:p>
-      <w:r>
-        <w:t>5) 12221221.</w:t>
+        <w:t>1) 11212221;</w:t>
+      </w:r>
+    </w:p>
+    <w:p>
+      <w:r>
+        <w:t>2) 12122121;</w:t>
+      </w:r>
+    </w:p>
+    <w:p>
+      <w:r>
+        <w:t>3) 12112212;</w:t>
+      </w:r>
+    </w:p>
+    <w:p>
+      <w:r>
+        <w:t>4) 12221221.</w:t>
       </w:r>
     </w:p>
     <w:p>
@@ -3521,22 +3821,22 @@
     </w:p>
     <w:p>
       <w:r>
-        <w:t>2) r*.mp*;</w:t>
-      </w:r>
-    </w:p>
-    <w:p>
-      <w:r>
-        <w:t>3) rain.*;</w:t>
-      </w:r>
-    </w:p>
-    <w:p>
-      <w:r>
-        <w:t>4) *ain.mp5;</w:t>
-      </w:r>
-    </w:p>
-    <w:p>
-      <w:r>
-        <w:t>5) *rain*.</w:t>
+        <w:t>1) r*.mp*;</w:t>
+      </w:r>
+    </w:p>
+    <w:p>
+      <w:r>
+        <w:t>2) rain.*;</w:t>
+      </w:r>
+    </w:p>
+    <w:p>
+      <w:r>
+        <w:t>3) *ain.mp5;</w:t>
+      </w:r>
+    </w:p>
+    <w:p>
+      <w:r>
+        <w:t>4) *rain*.</w:t>
       </w:r>
     </w:p>
     <w:p>
@@ -3616,7 +3916,7 @@
     </w:p>
     <w:p>
       <w:r>
-        <w:t>На числовой прямой даны три отрезка: P = [26, 41], Q = [6, 21] и R = [31, 36]. Выберите такой отрезок A, что формула</w:t>
+        <w:t>На числовой прямой даны три отрезка: P = [26, 41], Q = [6, 21] и R = [31, 36]. Выберите такой отрезок A, при котором формула</w:t>
       </w:r>
     </w:p>
     <w:p>
@@ -3626,7 +3926,27 @@
     </w:p>
     <w:p>
       <w:r>
-        <w:t>тождественно ложна. Варианты: 2) [21, 26]; 3) [1, 21]; 4) [1, 31]; 5) [36, 41].</w:t>
+        <w:t>тождественно ложна:</w:t>
+      </w:r>
+    </w:p>
+    <w:p>
+      <w:r>
+        <w:t>1) [21, 26];</w:t>
+      </w:r>
+    </w:p>
+    <w:p>
+      <w:r>
+        <w:t>2) [1, 21];</w:t>
+      </w:r>
+    </w:p>
+    <w:p>
+      <w:r>
+        <w:t>3) [1, 31];</w:t>
+      </w:r>
+    </w:p>
+    <w:p>
+      <w:r>
+        <w:t>4) [36, 41].</w:t>
       </w:r>
     </w:p>
     <w:p>
@@ -3641,12 +3961,12 @@
     </w:p>
     <w:p>
       <w:r>
-        <w:t>2) прибавь 2;</w:t>
-      </w:r>
-    </w:p>
-    <w:p>
-      <w:r>
-        <w:t>3) увеличь число десятков на 2 (например, 34 → 44).</w:t>
+        <w:t>1) прибавь 2;</w:t>
+      </w:r>
+    </w:p>
+    <w:p>
+      <w:r>
+        <w:t>2) увеличь число десятков на 2 (например, 34 → 44).</w:t>
       </w:r>
     </w:p>
     <w:p>
@@ -3694,22 +4014,22 @@
     </w:p>
     <w:p>
       <w:r>
-        <w:t>2) 11212112</w:t>
-      </w:r>
-    </w:p>
-    <w:p>
-      <w:r>
-        <w:t>3) 22221111</w:t>
-      </w:r>
-    </w:p>
-    <w:p>
-      <w:r>
-        <w:t>4) 11221111</w:t>
-      </w:r>
-    </w:p>
-    <w:p>
-      <w:r>
-        <w:t>5) 21112212.</w:t>
+        <w:t>1) 11212112;</w:t>
+      </w:r>
+    </w:p>
+    <w:p>
+      <w:r>
+        <w:t>2) 22221111;</w:t>
+      </w:r>
+    </w:p>
+    <w:p>
+      <w:r>
+        <w:t>3) 11221111;</w:t>
+      </w:r>
+    </w:p>
+    <w:p>
+      <w:r>
+        <w:t>4) 21112212.</w:t>
       </w:r>
     </w:p>
     <w:p>
@@ -3751,22 +4071,22 @@
     </w:p>
     <w:p>
       <w:r>
-        <w:t>2) a2.*;</w:t>
-      </w:r>
-    </w:p>
-    <w:p>
-      <w:r>
-        <w:t>3) a?.*;</w:t>
-      </w:r>
-    </w:p>
-    <w:p>
-      <w:r>
-        <w:t>4) *2.*;</w:t>
-      </w:r>
-    </w:p>
-    <w:p>
-      <w:r>
-        <w:t>5) a*.x.</w:t>
+        <w:t>1) a2.*;</w:t>
+      </w:r>
+    </w:p>
+    <w:p>
+      <w:r>
+        <w:t>2) a?.*;</w:t>
+      </w:r>
+    </w:p>
+    <w:p>
+      <w:r>
+        <w:t>3) *2.*;</w:t>
+      </w:r>
+    </w:p>
+    <w:p>
+      <w:r>
+        <w:t>4) a*.x.</w:t>
       </w:r>
     </w:p>
     <w:p>
@@ -3846,7 +4166,7 @@
     </w:p>
     <w:p>
       <w:r>
-        <w:t>На числовой прямой даны три отрезка: P = [26, 41], Q = [6, 21] и R = [31, 36]. Выберите такой отрезок A, что формула</w:t>
+        <w:t>На числовой прямой даны три отрезка: P = [26, 41], Q = [6, 21] и R = [31, 36]. Выберите такой отрезок A, при котором формула</w:t>
       </w:r>
     </w:p>
     <w:p>
@@ -3856,7 +4176,27 @@
     </w:p>
     <w:p>
       <w:r>
-        <w:t>тождественно ложна. Варианты: 2) [1, 21]; 3) [21, 26]; 4) [1, 31]; 5) [36, 41].</w:t>
+        <w:t>тождественно ложна:</w:t>
+      </w:r>
+    </w:p>
+    <w:p>
+      <w:r>
+        <w:t>1) [1, 21];</w:t>
+      </w:r>
+    </w:p>
+    <w:p>
+      <w:r>
+        <w:t>2) [21, 26];</w:t>
+      </w:r>
+    </w:p>
+    <w:p>
+      <w:r>
+        <w:t>3) [1, 31];</w:t>
+      </w:r>
+    </w:p>
+    <w:p>
+      <w:r>
+        <w:t>4) [36, 41].</w:t>
       </w:r>
     </w:p>
     <w:p>
@@ -3871,12 +4211,12 @@
     </w:p>
     <w:p>
       <w:r>
-        <w:t>2) прибавь 2;</w:t>
-      </w:r>
-    </w:p>
-    <w:p>
-      <w:r>
-        <w:t>3) увеличь число десятков на 2 (например, 34 → 44).</w:t>
+        <w:t>1) прибавь 2;</w:t>
+      </w:r>
+    </w:p>
+    <w:p>
+      <w:r>
+        <w:t>2) увеличь число десятков на 2 (например, 34 → 44).</w:t>
       </w:r>
     </w:p>
     <w:p>
@@ -3924,22 +4264,22 @@
     </w:p>
     <w:p>
       <w:r>
-        <w:t>2) 21122112</w:t>
-      </w:r>
-    </w:p>
-    <w:p>
-      <w:r>
-        <w:t>3) 12222121</w:t>
-      </w:r>
-    </w:p>
-    <w:p>
-      <w:r>
-        <w:t>4) 22211222</w:t>
-      </w:r>
-    </w:p>
-    <w:p>
-      <w:r>
-        <w:t>5) 22211212.</w:t>
+        <w:t>1) 21122112;</w:t>
+      </w:r>
+    </w:p>
+    <w:p>
+      <w:r>
+        <w:t>2) 12222121;</w:t>
+      </w:r>
+    </w:p>
+    <w:p>
+      <w:r>
+        <w:t>3) 22211222;</w:t>
+      </w:r>
+    </w:p>
+    <w:p>
+      <w:r>
+        <w:t>4) 22211212.</w:t>
       </w:r>
     </w:p>
     <w:p>
@@ -3979,22 +4319,22 @@
     </w:p>
     <w:p>
       <w:r>
-        <w:t>2) ca*.doc;</w:t>
-      </w:r>
-    </w:p>
-    <w:p>
-      <w:r>
-        <w:t>3) c*t.doc;</w:t>
-      </w:r>
-    </w:p>
-    <w:p>
-      <w:r>
-        <w:t>4) *.doc;</w:t>
-      </w:r>
-    </w:p>
-    <w:p>
-      <w:r>
-        <w:t>5) c?r.doc.</w:t>
+        <w:t>1) ca*.doc;</w:t>
+      </w:r>
+    </w:p>
+    <w:p>
+      <w:r>
+        <w:t>2) c*t.doc;</w:t>
+      </w:r>
+    </w:p>
+    <w:p>
+      <w:r>
+        <w:t>3) *.doc;</w:t>
+      </w:r>
+    </w:p>
+    <w:p>
+      <w:r>
+        <w:t>4) c?r.doc.</w:t>
       </w:r>
     </w:p>
     <w:p>
@@ -4074,7 +4414,7 @@
     </w:p>
     <w:p>
       <w:r>
-        <w:t>На числовой прямой даны три отрезка: P = [26, 41], Q = [6, 21] и R = [31, 36]. Выберите такой отрезок A, что формула</w:t>
+        <w:t>На числовой прямой даны три отрезка: P = [26, 41], Q = [6, 21] и R = [31, 36]. Выберите такой отрезок A, при котором формула</w:t>
       </w:r>
     </w:p>
     <w:p>
@@ -4084,7 +4424,27 @@
     </w:p>
     <w:p>
       <w:r>
-        <w:t>тождественно ложна. Варианты: 2) [1, 21]; 3) [36, 41]; 4) [21, 26]; 5) [1, 31].</w:t>
+        <w:t>тождественно ложна:</w:t>
+      </w:r>
+    </w:p>
+    <w:p>
+      <w:r>
+        <w:t>1) [1, 21];</w:t>
+      </w:r>
+    </w:p>
+    <w:p>
+      <w:r>
+        <w:t>2) [36, 41];</w:t>
+      </w:r>
+    </w:p>
+    <w:p>
+      <w:r>
+        <w:t>3) [21, 26];</w:t>
+      </w:r>
+    </w:p>
+    <w:p>
+      <w:r>
+        <w:t>4) [1, 31].</w:t>
       </w:r>
     </w:p>
     <w:p>
@@ -4099,12 +4459,12 @@
     </w:p>
     <w:p>
       <w:r>
-        <w:t>2) прибавь 2;</w:t>
-      </w:r>
-    </w:p>
-    <w:p>
-      <w:r>
-        <w:t>3) увеличь число десятков на 2 (например, 34 → 44).</w:t>
+        <w:t>1) прибавь 2;</w:t>
+      </w:r>
+    </w:p>
+    <w:p>
+      <w:r>
+        <w:t>2) увеличь число десятков на 2 (например, 34 → 44).</w:t>
       </w:r>
     </w:p>
     <w:p>
@@ -4152,22 +4512,22 @@
     </w:p>
     <w:p>
       <w:r>
-        <w:t>2) 12222111</w:t>
-      </w:r>
-    </w:p>
-    <w:p>
-      <w:r>
-        <w:t>3) 11211211</w:t>
-      </w:r>
-    </w:p>
-    <w:p>
-      <w:r>
-        <w:t>4) 21221221</w:t>
-      </w:r>
-    </w:p>
-    <w:p>
-      <w:r>
-        <w:t>5) 12221221.</w:t>
+        <w:t>1) 12222111;</w:t>
+      </w:r>
+    </w:p>
+    <w:p>
+      <w:r>
+        <w:t>2) 11211211;</w:t>
+      </w:r>
+    </w:p>
+    <w:p>
+      <w:r>
+        <w:t>3) 21221221;</w:t>
+      </w:r>
+    </w:p>
+    <w:p>
+      <w:r>
+        <w:t>4) 12221221.</w:t>
       </w:r>
     </w:p>
     <w:p>
@@ -4213,22 +4573,22 @@
     </w:p>
     <w:p>
       <w:r>
-        <w:t>2) ?*mi*.m*;</w:t>
-      </w:r>
-    </w:p>
-    <w:p>
-      <w:r>
-        <w:t>3) *mi*.mp*;</w:t>
-      </w:r>
-    </w:p>
-    <w:p>
-      <w:r>
-        <w:t>4) *?mi?.mp*;</w:t>
-      </w:r>
-    </w:p>
-    <w:p>
-      <w:r>
-        <w:t>5) *?mi*.mp*.</w:t>
+        <w:t>1) ?*mi*.m*;</w:t>
+      </w:r>
+    </w:p>
+    <w:p>
+      <w:r>
+        <w:t>2) *mi*.mp*;</w:t>
+      </w:r>
+    </w:p>
+    <w:p>
+      <w:r>
+        <w:t>3) *?mi?.mp*;</w:t>
+      </w:r>
+    </w:p>
+    <w:p>
+      <w:r>
+        <w:t>4) *?mi*.mp*.</w:t>
       </w:r>
     </w:p>
     <w:p>
@@ -4308,7 +4668,7 @@
     </w:p>
     <w:p>
       <w:r>
-        <w:t>На числовой прямой даны три отрезка: P = [26, 41], Q = [6, 21] и R = [31, 36]. Выберите такой отрезок A, что формула</w:t>
+        <w:t>На числовой прямой даны три отрезка: P = [26, 41], Q = [6, 21] и R = [31, 36]. Выберите такой отрезок A, при котором формула</w:t>
       </w:r>
     </w:p>
     <w:p>
@@ -4318,7 +4678,27 @@
     </w:p>
     <w:p>
       <w:r>
-        <w:t>тождественно ложна. Варианты: 2) [21, 26]; 3) [36, 41]; 4) [1, 21]; 5) [1, 31].</w:t>
+        <w:t>тождественно ложна:</w:t>
+      </w:r>
+    </w:p>
+    <w:p>
+      <w:r>
+        <w:t>1) [21, 26];</w:t>
+      </w:r>
+    </w:p>
+    <w:p>
+      <w:r>
+        <w:t>2) [36, 41];</w:t>
+      </w:r>
+    </w:p>
+    <w:p>
+      <w:r>
+        <w:t>3) [1, 21];</w:t>
+      </w:r>
+    </w:p>
+    <w:p>
+      <w:r>
+        <w:t>4) [1, 31].</w:t>
       </w:r>
     </w:p>
     <w:p>
@@ -4333,12 +4713,12 @@
     </w:p>
     <w:p>
       <w:r>
-        <w:t>2) прибавь 2;</w:t>
-      </w:r>
-    </w:p>
-    <w:p>
-      <w:r>
-        <w:t>3) увеличь число десятков на 2 (например, 34 → 44).</w:t>
+        <w:t>1) прибавь 2;</w:t>
+      </w:r>
+    </w:p>
+    <w:p>
+      <w:r>
+        <w:t>2) увеличь число десятков на 2 (например, 34 → 44).</w:t>
       </w:r>
     </w:p>
     <w:p>
@@ -4386,22 +4766,22 @@
     </w:p>
     <w:p>
       <w:r>
-        <w:t>2) 21222111</w:t>
-      </w:r>
-    </w:p>
-    <w:p>
-      <w:r>
-        <w:t>3) 12121112</w:t>
-      </w:r>
-    </w:p>
-    <w:p>
-      <w:r>
-        <w:t>4) 21122212</w:t>
-      </w:r>
-    </w:p>
-    <w:p>
-      <w:r>
-        <w:t>5) 22211212.</w:t>
+        <w:t>1) 21222111;</w:t>
+      </w:r>
+    </w:p>
+    <w:p>
+      <w:r>
+        <w:t>2) 12121112;</w:t>
+      </w:r>
+    </w:p>
+    <w:p>
+      <w:r>
+        <w:t>3) 21122212;</w:t>
+      </w:r>
+    </w:p>
+    <w:p>
+      <w:r>
+        <w:t>4) 22211212.</w:t>
       </w:r>
     </w:p>
     <w:p>
@@ -4441,22 +4821,22 @@
     </w:p>
     <w:p>
       <w:r>
-        <w:t>2) *.csv;</w:t>
-      </w:r>
-    </w:p>
-    <w:p>
-      <w:r>
-        <w:t>3) box.*;</w:t>
-      </w:r>
-    </w:p>
-    <w:p>
-      <w:r>
-        <w:t>4) b*.*;</w:t>
-      </w:r>
-    </w:p>
-    <w:p>
-      <w:r>
-        <w:t>5) bo?.*.</w:t>
+        <w:t>1) *.csv;</w:t>
+      </w:r>
+    </w:p>
+    <w:p>
+      <w:r>
+        <w:t>2) box.*;</w:t>
+      </w:r>
+    </w:p>
+    <w:p>
+      <w:r>
+        <w:t>3) b*.*;</w:t>
+      </w:r>
+    </w:p>
+    <w:p>
+      <w:r>
+        <w:t>4) bo?.*.</w:t>
       </w:r>
     </w:p>
     <w:p>
@@ -4536,7 +4916,7 @@
     </w:p>
     <w:p>
       <w:r>
-        <w:t>На числовой прямой даны три отрезка: P = [26, 41], Q = [6, 21] и R = [31, 36]. Выберите такой отрезок A, что формула</w:t>
+        <w:t>На числовой прямой даны три отрезка: P = [26, 41], Q = [6, 21] и R = [31, 36]. Выберите такой отрезок A, при котором формула</w:t>
       </w:r>
     </w:p>
     <w:p>
@@ -4546,7 +4926,27 @@
     </w:p>
     <w:p>
       <w:r>
-        <w:t>тождественно ложна. Варианты: 2) [36, 41]; 3) [1, 21]; 4) [21, 26]; 5) [1, 31].</w:t>
+        <w:t>тождественно ложна:</w:t>
+      </w:r>
+    </w:p>
+    <w:p>
+      <w:r>
+        <w:t>1) [36, 41];</w:t>
+      </w:r>
+    </w:p>
+    <w:p>
+      <w:r>
+        <w:t>2) [1, 21];</w:t>
+      </w:r>
+    </w:p>
+    <w:p>
+      <w:r>
+        <w:t>3) [21, 26];</w:t>
+      </w:r>
+    </w:p>
+    <w:p>
+      <w:r>
+        <w:t>4) [1, 31].</w:t>
       </w:r>
     </w:p>
     <w:p>
@@ -4561,12 +4961,12 @@
     </w:p>
     <w:p>
       <w:r>
-        <w:t>2) прибавь 2;</w:t>
-      </w:r>
-    </w:p>
-    <w:p>
-      <w:r>
-        <w:t>3) увеличь число десятков на 2 (например, 34 → 44).</w:t>
+        <w:t>1) прибавь 2;</w:t>
+      </w:r>
+    </w:p>
+    <w:p>
+      <w:r>
+        <w:t>2) увеличь число десятков на 2 (например, 34 → 44).</w:t>
       </w:r>
     </w:p>
     <w:p>
